--- a/help/Papers/GPT 5 Dis.docx
+++ b/help/Papers/GPT 5 Dis.docx
@@ -50,7 +50,7 @@
           <w:noProof/>
           <w14:ligatures w14:val="standardContextual"/>
         </w:rPr>
-        <w:pict w14:anchorId="52C728FE">
+        <w:pict w14:anchorId="4B5AD3AC">
           <v:rect id="_x0000_i1048" alt="" style="width:468pt;height:.05pt;mso-width-percent:0;mso-height-percent:0;mso-width-percent:0;mso-height-percent:0" o:hralign="center" o:hrstd="t" o:hr="t" fillcolor="#a0a0a0" stroked="f"/>
         </w:pict>
       </w:r>
@@ -178,7 +178,19 @@
         <w:rPr>
           <w:color w:val="000000"/>
         </w:rPr>
-        <w:t> Traditional bluebooks are costly, static, and time-consuming for developers and non-developers. Locating and updating KPIs often takes hours.</w:t>
+        <w:t> Traditional bluebooks are costly, static, and time-consuming for developers and non-developers. Locating and updating KPIs often takes hours</w:t>
+      </w:r>
+      <w:r>
+        <w:rPr>
+          <w:color w:val="000000"/>
+        </w:rPr>
+        <w:t xml:space="preserve"> to days</w:t>
+      </w:r>
+      <w:r>
+        <w:rPr>
+          <w:color w:val="000000"/>
+        </w:rPr>
+        <w:t>.</w:t>
       </w:r>
     </w:p>
     <w:p>
@@ -204,7 +216,19 @@
         <w:rPr>
           <w:color w:val="000000"/>
         </w:rPr>
-        <w:t> Lack of automated, intelligent systems that connect KPI definitions directly to code.</w:t>
+        <w:t> Lack of automated, intelligent systems that connect KPI definitions directly to code</w:t>
+      </w:r>
+      <w:r>
+        <w:rPr>
+          <w:color w:val="000000"/>
+        </w:rPr>
+        <w:t>, as well to generate bluebook diredctly from the code</w:t>
+      </w:r>
+      <w:r>
+        <w:rPr>
+          <w:color w:val="000000"/>
+        </w:rPr>
+        <w:t>.</w:t>
       </w:r>
     </w:p>
     <w:p>
@@ -337,7 +361,7 @@
           <w:noProof/>
           <w14:ligatures w14:val="standardContextual"/>
         </w:rPr>
-        <w:pict w14:anchorId="3D7C763C">
+        <w:pict w14:anchorId="48FBC9AE">
           <v:rect id="_x0000_i1047" alt="" style="width:468pt;height:.05pt;mso-width-percent:0;mso-height-percent:0;mso-width-percent:0;mso-height-percent:0" o:hralign="center" o:hrstd="t" o:hr="t" fillcolor="#a0a0a0" stroked="f"/>
         </w:pict>
       </w:r>
@@ -417,7 +441,19 @@
         <w:rPr>
           <w:color w:val="000000"/>
         </w:rPr>
-        <w:t>Show how your system automatically extracts KPI definitions (formula, objective, input, reporting source) from code.</w:t>
+        <w:t xml:space="preserve">Show how </w:t>
+      </w:r>
+      <w:r>
+        <w:rPr>
+          <w:color w:val="000000"/>
+        </w:rPr>
+        <w:t>our</w:t>
+      </w:r>
+      <w:r>
+        <w:rPr>
+          <w:color w:val="000000"/>
+        </w:rPr>
+        <w:t xml:space="preserve"> system automatically extracts KPI definitions (formula, objective, input, reporting source) from code.</w:t>
       </w:r>
     </w:p>
     <w:p>
@@ -490,7 +526,31 @@
         <w:rPr>
           <w:color w:val="000000"/>
         </w:rPr>
-        <w:t>Implementation of your AI-powered tool with real KPIs (like the ones in your screenshots: P/E ratio, MFI variance, feedstock throughput).</w:t>
+        <w:t xml:space="preserve">Implementation of </w:t>
+      </w:r>
+      <w:r>
+        <w:rPr>
+          <w:color w:val="000000"/>
+        </w:rPr>
+        <w:t>our</w:t>
+      </w:r>
+      <w:r>
+        <w:rPr>
+          <w:color w:val="000000"/>
+        </w:rPr>
+        <w:t xml:space="preserve"> AI-powered tool with real KPIs (like the ones in </w:t>
+      </w:r>
+      <w:r>
+        <w:rPr>
+          <w:color w:val="000000"/>
+        </w:rPr>
+        <w:t>our</w:t>
+      </w:r>
+      <w:r>
+        <w:rPr>
+          <w:color w:val="000000"/>
+        </w:rPr>
+        <w:t xml:space="preserve"> screenshots: P/E ratio, MFI variance, feedstock throughput).</w:t>
       </w:r>
     </w:p>
     <w:p>
@@ -564,7 +624,19 @@
         <w:rPr>
           <w:color w:val="000000"/>
         </w:rPr>
-        <w:t>Method: Experimental design. Have two developers use your new system and one use the traditional manual bluebook.</w:t>
+        <w:t xml:space="preserve">Method: Experimental design. Have two developers use </w:t>
+      </w:r>
+      <w:r>
+        <w:rPr>
+          <w:color w:val="000000"/>
+        </w:rPr>
+        <w:t>our</w:t>
+      </w:r>
+      <w:r>
+        <w:rPr>
+          <w:color w:val="000000"/>
+        </w:rPr>
+        <w:t xml:space="preserve"> new system and one use the traditional manual bluebook.</w:t>
       </w:r>
     </w:p>
     <w:p>
@@ -681,7 +753,7 @@
           <w:noProof/>
           <w14:ligatures w14:val="standardContextual"/>
         </w:rPr>
-        <w:pict w14:anchorId="6AD0AD17">
+        <w:pict w14:anchorId="658830F8">
           <v:rect id="_x0000_i1046" alt="" style="width:468pt;height:.05pt;mso-width-percent:0;mso-height-percent:0;mso-width-percent:0;mso-height-percent:0" o:hralign="center" o:hrstd="t" o:hr="t" fillcolor="#a0a0a0" stroked="f"/>
         </w:pict>
       </w:r>
@@ -1149,7 +1221,7 @@
           <w:noProof/>
           <w14:ligatures w14:val="standardContextual"/>
         </w:rPr>
-        <w:pict w14:anchorId="628D4EA1">
+        <w:pict w14:anchorId="6BDF6246">
           <v:rect id="_x0000_i1045" alt="" style="width:468pt;height:.05pt;mso-width-percent:0;mso-height-percent:0;mso-width-percent:0;mso-height-percent:0" o:hralign="center" o:hrstd="t" o:hr="t" fillcolor="#a0a0a0" stroked="f"/>
         </w:pict>
       </w:r>
@@ -1195,7 +1267,7 @@
           <w:noProof/>
           <w14:ligatures w14:val="standardContextual"/>
         </w:rPr>
-        <w:pict w14:anchorId="620E5951">
+        <w:pict w14:anchorId="04B3089E">
           <v:rect id="_x0000_i1044" alt="" style="width:468pt;height:.05pt;mso-width-percent:0;mso-height-percent:0;mso-width-percent:0;mso-height-percent:0" o:hralign="center" o:hrstd="t" o:hr="t" fillcolor="#a0a0a0" stroked="f"/>
         </w:pict>
       </w:r>
@@ -1370,7 +1442,7 @@
           <w:noProof/>
           <w14:ligatures w14:val="standardContextual"/>
         </w:rPr>
-        <w:pict w14:anchorId="07FD1695">
+        <w:pict w14:anchorId="4BB3F38E">
           <v:rect id="_x0000_i1043" alt="" style="width:468pt;height:.05pt;mso-width-percent:0;mso-height-percent:0;mso-width-percent:0;mso-height-percent:0" o:hralign="center" o:hrstd="t" o:hr="t" fillcolor="#a0a0a0" stroked="f"/>
         </w:pict>
       </w:r>
@@ -1447,7 +1519,7 @@
           <w:noProof/>
           <w14:ligatures w14:val="standardContextual"/>
         </w:rPr>
-        <w:pict w14:anchorId="11EFF2C0">
+        <w:pict w14:anchorId="481BD1B0">
           <v:rect id="_x0000_i1042" alt="" style="width:468pt;height:.05pt;mso-width-percent:0;mso-height-percent:0;mso-width-percent:0;mso-height-percent:0" o:hralign="center" o:hrstd="t" o:hr="t" fillcolor="#a0a0a0" stroked="f"/>
         </w:pict>
       </w:r>
@@ -1563,7 +1635,57 @@
         <w:rPr>
           <w:color w:val="000000"/>
         </w:rPr>
-        <w:t>(Behery &amp; Jabeen, 2019). Developers may spend</w:t>
+        <w:t xml:space="preserve">(Behery &amp; Jabeen, 2019). </w:t>
+      </w:r>
+      <w:r>
+        <w:rPr>
+          <w:color w:val="000000"/>
+        </w:rPr>
+        <w:t xml:space="preserve">Developers </w:t>
+      </w:r>
+      <w:r>
+        <w:rPr>
+          <w:color w:val="000000"/>
+        </w:rPr>
+        <w:t>may spend</w:t>
+      </w:r>
+      <w:r>
+        <w:rPr>
+          <w:color w:val="000000"/>
+        </w:rPr>
+        <w:t xml:space="preserve"> </w:t>
+      </w:r>
+      <w:r>
+        <w:rPr>
+          <w:rStyle w:val="Strong"/>
+          <w:rFonts w:eastAsiaTheme="majorEastAsia"/>
+          <w:color w:val="000000"/>
+        </w:rPr>
+        <w:t>5–8 hours locating the specific code associated with a KPI</w:t>
+      </w:r>
+      <w:r>
+        <w:rPr>
+          <w:color w:val="000000"/>
+        </w:rPr>
+        <w:t>, slowing down system updates and reducing agility</w:t>
+      </w:r>
+      <w:r>
+        <w:rPr>
+          <w:color w:val="000000"/>
+        </w:rPr>
+        <w:t>.</w:t>
+      </w:r>
+      <w:r>
+        <w:rPr>
+          <w:color w:val="000000"/>
+        </w:rPr>
+        <w:t xml:space="preserve"> </w:t>
+      </w:r>
+      <w:r>
+        <w:rPr>
+          <w:color w:val="000000"/>
+        </w:rPr>
+        <w:t>At the same time, non-developers such as managers and process engineers struggle to interpret technical documentation, leading to</w:t>
       </w:r>
       <w:r>
         <w:rPr>
@@ -1579,27 +1701,7 @@
           <w:rFonts w:eastAsiaTheme="majorEastAsia"/>
           <w:color w:val="000000"/>
         </w:rPr>
-        <w:t>5–8 hours locating the specific code associated with a KPI</w:t>
-      </w:r>
-      <w:r>
-        <w:rPr>
-          <w:color w:val="000000"/>
-        </w:rPr>
-        <w:t>, slowing down system updates and reducing agility.</w:t>
-      </w:r>
-    </w:p>
-    <w:p>
-      <w:pPr>
-        <w:pStyle w:val="NormalWeb"/>
-        <w:rPr>
-          <w:color w:val="000000"/>
-        </w:rPr>
-      </w:pPr>
-      <w:r>
-        <w:rPr>
-          <w:color w:val="000000"/>
-        </w:rPr>
-        <w:t>At the same time, non-developers such as managers and process engineers struggle to interpret technical documentation, leading to</w:t>
+        <w:t>misalignment between business objectives and technical implementation</w:t>
       </w:r>
       <w:r>
         <w:rPr>
@@ -1611,33 +1713,269 @@
       </w:r>
       <w:r>
         <w:rPr>
+          <w:color w:val="000000"/>
+        </w:rPr>
+        <w:t>(Khadem &amp; Ali, 2020). These inefficiencies highlight the need for</w:t>
+      </w:r>
+      <w:r>
+        <w:rPr>
+          <w:rStyle w:val="apple-converted-space"/>
+          <w:rFonts w:eastAsiaTheme="majorEastAsia"/>
+          <w:color w:val="000000"/>
+        </w:rPr>
+        <w:t> </w:t>
+      </w:r>
+      <w:r>
+        <w:rPr>
           <w:rStyle w:val="Strong"/>
           <w:rFonts w:eastAsiaTheme="majorEastAsia"/>
           <w:color w:val="000000"/>
         </w:rPr>
-        <w:t>misalignment between business objectives and technical implementation</w:t>
-      </w:r>
-      <w:r>
-        <w:rPr>
-          <w:rStyle w:val="apple-converted-space"/>
-          <w:rFonts w:eastAsiaTheme="majorEastAsia"/>
-          <w:color w:val="000000"/>
-        </w:rPr>
-        <w:t> </w:t>
-      </w:r>
-      <w:r>
-        <w:rPr>
-          <w:color w:val="000000"/>
-        </w:rPr>
-        <w:t>(Khadem &amp; Ali, 2020). These inefficiencies highlight the need for</w:t>
-      </w:r>
-      <w:r>
-        <w:rPr>
-          <w:rStyle w:val="apple-converted-space"/>
-          <w:rFonts w:eastAsiaTheme="majorEastAsia"/>
-          <w:color w:val="000000"/>
-        </w:rPr>
-        <w:t> </w:t>
+        <w:t>new methods that unify documentation and code</w:t>
+      </w:r>
+      <w:r>
+        <w:rPr>
+          <w:color w:val="000000"/>
+        </w:rPr>
+        <w:t>.</w:t>
+      </w:r>
+    </w:p>
+    <w:p>
+      <w:pPr>
+        <w:pStyle w:val="NormalWeb"/>
+        <w:rPr>
+          <w:color w:val="000000"/>
+        </w:rPr>
+      </w:pPr>
+      <w:r>
+        <w:rPr>
+          <w:color w:val="000000"/>
+        </w:rPr>
+        <w:t>KPI misinterpretations occur due to unclear documentation</w:t>
+      </w:r>
+      <w:r>
+        <w:rPr>
+          <w:color w:val="000000"/>
+        </w:rPr>
+        <w:t xml:space="preserve">. </w:t>
+      </w:r>
+      <w:r>
+        <w:rPr>
+          <w:color w:val="000000"/>
+        </w:rPr>
+        <w:t>In our research survey</w:t>
+      </w:r>
+      <w:r>
+        <w:rPr>
+          <w:color w:val="000000"/>
+        </w:rPr>
+        <w:t xml:space="preserve"> which we targeted the Enterprise Systems jobs in a group of </w:t>
+      </w:r>
+      <w:r>
+        <w:rPr>
+          <w:color w:val="000000"/>
+        </w:rPr>
+        <w:t>developers, busniess analysts, project managers, excutives, quality managers, and other related jobs</w:t>
+      </w:r>
+      <w:r>
+        <w:rPr>
+          <w:color w:val="000000"/>
+        </w:rPr>
+        <w:t xml:space="preserve"> which all are working in the development and production</w:t>
+      </w:r>
+      <w:r>
+        <w:rPr>
+          <w:color w:val="000000"/>
+        </w:rPr>
+        <w:t>. We found</w:t>
+      </w:r>
+      <w:r>
+        <w:rPr>
+          <w:color w:val="000000"/>
+        </w:rPr>
+        <w:t xml:space="preserve"> 100% of the developers, busniess analysts, project managers, excutives, quality mana</w:t>
+      </w:r>
+      <w:r>
+        <w:rPr>
+          <w:color w:val="000000"/>
+        </w:rPr>
+        <w:t>gers, and other related jobs</w:t>
+      </w:r>
+      <w:r>
+        <w:rPr>
+          <w:color w:val="000000"/>
+        </w:rPr>
+        <w:t xml:space="preserve"> (Enterprise System Group)</w:t>
+      </w:r>
+      <w:r>
+        <w:rPr>
+          <w:color w:val="000000"/>
+        </w:rPr>
+        <w:t xml:space="preserve"> reported the </w:t>
+      </w:r>
+      <w:r>
+        <w:rPr>
+          <w:color w:val="000000"/>
+        </w:rPr>
+        <w:t>KPI misinterpretations occur due to unclear documentation</w:t>
+      </w:r>
+      <w:r>
+        <w:rPr>
+          <w:color w:val="000000"/>
+        </w:rPr>
+        <w:t>, while</w:t>
+      </w:r>
+      <w:r>
+        <w:rPr>
+          <w:color w:val="000000"/>
+        </w:rPr>
+        <w:t xml:space="preserve"> they have the manual traditional bluebook ( as well pdf bluebook).</w:t>
+      </w:r>
+      <w:r>
+        <w:rPr>
+          <w:color w:val="000000"/>
+        </w:rPr>
+        <w:t xml:space="preserve"> </w:t>
+      </w:r>
+      <w:r>
+        <w:rPr>
+          <w:color w:val="000000"/>
+        </w:rPr>
+        <w:t xml:space="preserve">We deeply investigateed the KPI </w:t>
+      </w:r>
+      <w:r>
+        <w:rPr>
+          <w:color w:val="000000"/>
+        </w:rPr>
+        <w:t xml:space="preserve">misinterpretations </w:t>
+      </w:r>
+      <w:r>
+        <w:rPr>
+          <w:color w:val="000000"/>
+        </w:rPr>
+        <w:t xml:space="preserve">form the survey for how often do </w:t>
+      </w:r>
+      <w:r>
+        <w:rPr>
+          <w:color w:val="000000"/>
+        </w:rPr>
+        <w:t>KPI misinterpretations occur due to unclear documentation</w:t>
+      </w:r>
+      <w:r>
+        <w:rPr>
+          <w:color w:val="000000"/>
+        </w:rPr>
+        <w:t>?</w:t>
+      </w:r>
+      <w:r>
+        <w:rPr>
+          <w:color w:val="000000"/>
+        </w:rPr>
+        <w:t xml:space="preserve"> </w:t>
+      </w:r>
+      <w:r>
+        <w:rPr>
+          <w:color w:val="000000"/>
+        </w:rPr>
+        <w:t xml:space="preserve">46.2% reported </w:t>
+      </w:r>
+      <w:r>
+        <w:rPr>
+          <w:color w:val="000000"/>
+        </w:rPr>
+        <w:t>KPI misinterpretations</w:t>
+      </w:r>
+      <w:r>
+        <w:rPr>
+          <w:color w:val="000000"/>
+        </w:rPr>
+        <w:t xml:space="preserve"> occures weekly, 30.8% reported </w:t>
+      </w:r>
+      <w:r>
+        <w:rPr>
+          <w:color w:val="000000"/>
+        </w:rPr>
+        <w:t>KPI misinterpretations</w:t>
+      </w:r>
+      <w:r>
+        <w:rPr>
+          <w:color w:val="000000"/>
+        </w:rPr>
+        <w:t xml:space="preserve"> occures daily, 23.1% reported </w:t>
+      </w:r>
+      <w:r>
+        <w:rPr>
+          <w:color w:val="000000"/>
+        </w:rPr>
+        <w:t>KPI misinterpretations</w:t>
+      </w:r>
+      <w:r>
+        <w:rPr>
+          <w:color w:val="000000"/>
+        </w:rPr>
+        <w:t xml:space="preserve"> occures monthly, while 0% reported </w:t>
+      </w:r>
+      <w:r>
+        <w:rPr>
+          <w:color w:val="000000"/>
+        </w:rPr>
+        <w:t>KPI misinterpretations</w:t>
+      </w:r>
+      <w:r>
+        <w:rPr>
+          <w:color w:val="000000"/>
+        </w:rPr>
+        <w:t xml:space="preserve"> never occurred. </w:t>
+      </w:r>
+    </w:p>
+    <w:p>
+      <w:pPr>
+        <w:pStyle w:val="NormalWeb"/>
+        <w:rPr>
+          <w:color w:val="000000"/>
+        </w:rPr>
+      </w:pPr>
+      <w:r>
+        <w:rPr>
+          <w:color w:val="000000"/>
+        </w:rPr>
+        <w:t xml:space="preserve">Finding KPI while developing is defficult specifically when developing and updating a KPI. Developers use tags or the bluebook to find a KPI, and it seems crticial hard when the developer are just joined a company. In our survey, more than 61% reported, It is </w:t>
+      </w:r>
+      <w:r>
+        <w:rPr>
+          <w:color w:val="000000"/>
+        </w:rPr>
+        <w:t xml:space="preserve">difficult to find KPIs in </w:t>
+      </w:r>
+      <w:r>
+        <w:rPr>
+          <w:color w:val="000000"/>
+        </w:rPr>
+        <w:t>their</w:t>
+      </w:r>
+      <w:r>
+        <w:rPr>
+          <w:color w:val="000000"/>
+        </w:rPr>
+        <w:t xml:space="preserve"> current software, projects</w:t>
+      </w:r>
+      <w:r>
+        <w:rPr>
+          <w:color w:val="000000"/>
+        </w:rPr>
+        <w:t xml:space="preserve"> and </w:t>
+      </w:r>
+      <w:r>
+        <w:rPr>
+          <w:color w:val="000000"/>
+        </w:rPr>
+        <w:t>codebase</w:t>
+      </w:r>
+      <w:r>
+        <w:rPr>
+          <w:color w:val="000000"/>
+        </w:rPr>
+        <w:t xml:space="preserve">. We propsed our </w:t>
       </w:r>
       <w:r>
         <w:rPr>
@@ -1645,26 +1983,225 @@
           <w:rFonts w:eastAsiaTheme="majorEastAsia"/>
           <w:color w:val="000000"/>
         </w:rPr>
-        <w:t>new methods that unify documentation and code</w:t>
-      </w:r>
-      <w:r>
-        <w:rPr>
-          <w:color w:val="000000"/>
-        </w:rPr>
-        <w:t>.</w:t>
-      </w:r>
-    </w:p>
-    <w:p>
-      <w:pPr>
-        <w:pStyle w:val="NormalWeb"/>
-        <w:rPr>
-          <w:color w:val="000000"/>
-        </w:rPr>
-      </w:pPr>
-      <w:r>
-        <w:rPr>
-          <w:color w:val="000000"/>
-        </w:rPr>
+        <w:t>AI-Powered KPI Extractor &amp; Interactive Bluebook Generator</w:t>
+      </w:r>
+      <w:r>
+        <w:rPr>
+          <w:color w:val="000000"/>
+        </w:rPr>
+        <w:t xml:space="preserve"> then we asked how </w:t>
+      </w:r>
+      <w:r>
+        <w:rPr>
+          <w:color w:val="000000"/>
+        </w:rPr>
+        <w:t xml:space="preserve">much time </w:t>
+      </w:r>
+      <w:r>
+        <w:rPr>
+          <w:color w:val="000000"/>
+        </w:rPr>
+        <w:t xml:space="preserve">does </w:t>
+      </w:r>
+      <w:r>
+        <w:rPr>
+          <w:color w:val="000000"/>
+        </w:rPr>
+        <w:t xml:space="preserve">the </w:t>
+      </w:r>
+      <w:r>
+        <w:rPr>
+          <w:rStyle w:val="Strong"/>
+          <w:rFonts w:eastAsiaTheme="majorEastAsia"/>
+          <w:color w:val="000000"/>
+        </w:rPr>
+        <w:t>AI-Powered KPI Extractor &amp; Interactive Bluebook Generator</w:t>
+      </w:r>
+      <w:r>
+        <w:rPr>
+          <w:color w:val="000000"/>
+        </w:rPr>
+        <w:t xml:space="preserve"> save per project compared to manual methods</w:t>
+      </w:r>
+      <w:r>
+        <w:rPr>
+          <w:color w:val="000000"/>
+        </w:rPr>
+        <w:t>? More than 61% assumed it may save 5-8 hours, 23% assumed less than 1 hour, while 7.7% repoted it may save more than 1 day.</w:t>
+      </w:r>
+    </w:p>
+    <w:p>
+      <w:pPr>
+        <w:pStyle w:val="NormalWeb"/>
+        <w:rPr>
+          <w:color w:val="000000"/>
+        </w:rPr>
+      </w:pPr>
+      <w:r>
+        <w:rPr>
+          <w:color w:val="000000"/>
+        </w:rPr>
+        <w:t>KPI reporting error is another problem in enterprise systems while developing and updating manually. Developers or the business analysts sometimes mistankly update KPI by mistake</w:t>
+      </w:r>
+      <w:r>
+        <w:rPr>
+          <w:color w:val="000000"/>
+        </w:rPr>
+        <w:t xml:space="preserve"> due to searching and finding the KPIs. For our </w:t>
+      </w:r>
+      <w:r>
+        <w:rPr>
+          <w:rStyle w:val="Strong"/>
+          <w:rFonts w:eastAsiaTheme="majorEastAsia"/>
+          <w:color w:val="000000"/>
+        </w:rPr>
+        <w:t>AI-Powered KPI Extractor &amp; Interactive Bluebook Generator</w:t>
+      </w:r>
+      <w:r>
+        <w:rPr>
+          <w:color w:val="000000"/>
+        </w:rPr>
+        <w:t xml:space="preserve"> we asked if</w:t>
+      </w:r>
+      <w:r>
+        <w:rPr>
+          <w:color w:val="000000"/>
+        </w:rPr>
+        <w:t xml:space="preserve"> </w:t>
+      </w:r>
+      <w:r>
+        <w:rPr>
+          <w:color w:val="000000"/>
+        </w:rPr>
+        <w:t>the tool will reduce the KPI reporting errors</w:t>
+      </w:r>
+      <w:r>
+        <w:rPr>
+          <w:color w:val="000000"/>
+        </w:rPr>
+        <w:t>. Partcepants in this survey, 77% reported it will significantly reduce the KPI reporting errors.</w:t>
+      </w:r>
+    </w:p>
+    <w:p>
+      <w:pPr>
+        <w:pStyle w:val="NormalWeb"/>
+        <w:rPr>
+          <w:color w:val="000000"/>
+        </w:rPr>
+      </w:pPr>
+      <w:r>
+        <w:rPr>
+          <w:color w:val="000000"/>
+        </w:rPr>
+        <w:t xml:space="preserve">We interduced the </w:t>
+      </w:r>
+      <w:r>
+        <w:rPr>
+          <w:rStyle w:val="Strong"/>
+          <w:rFonts w:eastAsiaTheme="majorEastAsia"/>
+          <w:color w:val="000000"/>
+        </w:rPr>
+        <w:t>AI-Powered KPI Extractor &amp; Interactive Bluebook Generator</w:t>
+      </w:r>
+      <w:r>
+        <w:rPr>
+          <w:color w:val="000000"/>
+        </w:rPr>
+        <w:t xml:space="preserve"> to the developers, and the enterprise system group, and bring unkown software with kpis with our generated interactive bluebook and we asked the developer to find a kpi that they don’t know it to update it</w:t>
+      </w:r>
+      <w:r>
+        <w:rPr>
+          <w:color w:val="000000"/>
+        </w:rPr>
+        <w:t>, they go to the KPI from the interactive bluebook, then click on edit, it opens the line exactly to that code, then they change it in miutes ! we then ask</w:t>
+      </w:r>
+      <w:r>
+        <w:rPr>
+          <w:color w:val="000000"/>
+        </w:rPr>
+        <w:t xml:space="preserve"> h</w:t>
+      </w:r>
+      <w:r>
+        <w:rPr>
+          <w:color w:val="000000"/>
+        </w:rPr>
+        <w:t xml:space="preserve">ow intuitive do you think the KPI </w:t>
+      </w:r>
+      <w:r>
+        <w:rPr>
+          <w:rStyle w:val="Strong"/>
+          <w:rFonts w:eastAsiaTheme="majorEastAsia"/>
+          <w:color w:val="000000"/>
+        </w:rPr>
+        <w:t>AI-Powered KPI Extractor &amp; Interactive Bluebook Generator</w:t>
+      </w:r>
+      <w:r>
+        <w:rPr>
+          <w:color w:val="000000"/>
+        </w:rPr>
+        <w:t xml:space="preserve"> interface to use it in your work?</w:t>
+      </w:r>
+      <w:r>
+        <w:rPr>
+          <w:color w:val="000000"/>
+        </w:rPr>
+        <w:t xml:space="preserve"> More than 70% reported they will absultly use it. </w:t>
+      </w:r>
+    </w:p>
+    <w:p>
+      <w:pPr>
+        <w:pStyle w:val="NormalWeb"/>
+        <w:rPr>
+          <w:b/>
+          <w:bCs/>
+          <w:color w:val="EE0000"/>
+        </w:rPr>
+      </w:pPr>
+      <w:r>
+        <w:rPr>
+          <w:color w:val="EE0000"/>
+        </w:rPr>
+        <w:t xml:space="preserve">We heavily research ans study the </w:t>
+      </w:r>
+      <w:r>
+        <w:rPr>
+          <w:rStyle w:val="Strong"/>
+          <w:rFonts w:eastAsiaTheme="majorEastAsia"/>
+          <w:color w:val="EE0000"/>
+        </w:rPr>
+        <w:t>AI-Powered KPI Extractor &amp; Interactive Bluebook Generator</w:t>
+      </w:r>
+      <w:r>
+        <w:rPr>
+          <w:rStyle w:val="Strong"/>
+          <w:rFonts w:eastAsiaTheme="majorEastAsia"/>
+          <w:color w:val="EE0000"/>
+        </w:rPr>
+        <w:t xml:space="preserve"> </w:t>
+      </w:r>
+      <w:r>
+        <w:rPr>
+          <w:rStyle w:val="Strong"/>
+          <w:rFonts w:eastAsiaTheme="majorEastAsia"/>
+          <w:b w:val="0"/>
+          <w:bCs w:val="0"/>
+          <w:color w:val="EE0000"/>
+        </w:rPr>
+        <w:t>users by allowing them to use in their work and we evaluate the time and their feedback</w:t>
+      </w:r>
+    </w:p>
+    <w:p>
+      <w:pPr>
+        <w:pStyle w:val="NormalWeb"/>
+        <w:rPr>
+          <w:color w:val="000000"/>
+        </w:rPr>
+      </w:pPr>
+      <w:r>
+        <w:rPr>
+          <w:color w:val="000000"/>
+        </w:rPr>
+        <w:lastRenderedPageBreak/>
         <w:t>This dissertation investigates the application of</w:t>
       </w:r>
       <w:r>
@@ -2111,7 +2648,6 @@
           <w:rFonts w:eastAsiaTheme="majorEastAsia"/>
           <w:color w:val="000000"/>
         </w:rPr>
-        <w:lastRenderedPageBreak/>
         <w:t>Evaluate</w:t>
       </w:r>
       <w:r>
@@ -2172,6 +2708,7 @@
         <w:rPr>
           <w:color w:val="000000"/>
         </w:rPr>
+        <w:lastRenderedPageBreak/>
         <w:t>A novel methodology that integrates literate programming with AI to automate KPI documentation and maintenance.</w:t>
       </w:r>
     </w:p>
@@ -2415,7 +2952,7 @@
           <w:noProof/>
           <w14:ligatures w14:val="standardContextual"/>
         </w:rPr>
-        <w:pict w14:anchorId="3D407B21">
+        <w:pict w14:anchorId="7BBAA145">
           <v:rect id="_x0000_i1041" alt="" style="width:468pt;height:.05pt;mso-width-percent:0;mso-height-percent:0;mso-width-percent:0;mso-height-percent:0" o:hralign="center" o:hrstd="t" o:hr="t" fillcolor="#a0a0a0" stroked="f"/>
         </w:pict>
       </w:r>
@@ -2734,7 +3271,6 @@
         <w:rPr>
           <w:color w:val="000000"/>
         </w:rPr>
-        <w:lastRenderedPageBreak/>
         <w:t>Pflugrath, B., &amp; Brundage, M. (2020). Standardizing key performance indicators across the manufacturing enterprise.</w:t>
       </w:r>
       <w:r>
@@ -2783,7 +3319,7 @@
           <w:noProof/>
           <w14:ligatures w14:val="standardContextual"/>
         </w:rPr>
-        <w:pict w14:anchorId="6DC0707C">
+        <w:pict w14:anchorId="6F55D81A">
           <v:rect id="_x0000_i1040" alt="" style="width:468pt;height:.05pt;mso-width-percent:0;mso-height-percent:0;mso-width-percent:0;mso-height-percent:0" o:hralign="center" o:hrstd="t" o:hr="t" fillcolor="#a0a0a0" stroked="f"/>
         </w:pict>
       </w:r>
@@ -2846,6 +3382,7 @@
           <w:rFonts w:eastAsiaTheme="majorEastAsia"/>
           <w:color w:val="000000"/>
         </w:rPr>
+        <w:lastRenderedPageBreak/>
         <w:t>Chapter 2 (Methodology – development)</w:t>
       </w:r>
     </w:p>
@@ -2895,7 +3432,7 @@
           <w:noProof/>
           <w14:ligatures w14:val="standardContextual"/>
         </w:rPr>
-        <w:pict w14:anchorId="339F5430">
+        <w:pict w14:anchorId="45101B32">
           <v:rect id="_x0000_i1039" alt="" style="width:468pt;height:.05pt;mso-width-percent:0;mso-height-percent:0;mso-width-percent:0;mso-height-percent:0" o:hralign="center" o:hrstd="t" o:hr="t" fillcolor="#a0a0a0" stroked="f"/>
         </w:pict>
       </w:r>
@@ -2999,7 +3536,7 @@
           <w:noProof/>
           <w14:ligatures w14:val="standardContextual"/>
         </w:rPr>
-        <w:pict w14:anchorId="1F332F82">
+        <w:pict w14:anchorId="5C984C74">
           <v:rect id="_x0000_i1038" alt="" style="width:468pt;height:.05pt;mso-width-percent:0;mso-height-percent:0;mso-width-percent:0;mso-height-percent:0" o:hralign="center" o:hrstd="t" o:hr="t" fillcolor="#a0a0a0" stroked="f"/>
         </w:pict>
       </w:r>
@@ -3142,7 +3679,6 @@
           <w:rFonts w:eastAsiaTheme="majorEastAsia"/>
           <w:color w:val="000000"/>
         </w:rPr>
-        <w:lastRenderedPageBreak/>
         <w:t>Costly</w:t>
       </w:r>
       <w:r>
@@ -3229,6 +3765,7 @@
         <w:rPr>
           <w:color w:val="000000"/>
         </w:rPr>
+        <w:lastRenderedPageBreak/>
         <w:t>2.3 System Architecture Overview</w:t>
       </w:r>
     </w:p>
@@ -3243,7 +3780,19 @@
         <w:rPr>
           <w:color w:val="000000"/>
         </w:rPr>
-        <w:t>The proposed system consists of four core components (Figure 1 in your dissertation can illustrate this):</w:t>
+        <w:t xml:space="preserve">The proposed system consists of four core components (Figure 1 in </w:t>
+      </w:r>
+      <w:r>
+        <w:rPr>
+          <w:color w:val="000000"/>
+        </w:rPr>
+        <w:t>our</w:t>
+      </w:r>
+      <w:r>
+        <w:rPr>
+          <w:color w:val="000000"/>
+        </w:rPr>
+        <w:t xml:space="preserve"> dissertation can illustrate this):</w:t>
       </w:r>
     </w:p>
     <w:p>
@@ -3701,7 +4250,6 @@
         <w:rPr>
           <w:color w:val="000000"/>
         </w:rPr>
-        <w:lastRenderedPageBreak/>
         <w:t>→ Formula:</w:t>
       </w:r>
       <w:r>
@@ -3846,6 +4394,7 @@
           <w:rFonts w:eastAsiaTheme="majorEastAsia"/>
           <w:color w:val="000000"/>
         </w:rPr>
+        <w:lastRenderedPageBreak/>
         <w:t>Feedback Loop &amp; Continuous Learning</w:t>
       </w:r>
     </w:p>
@@ -4065,7 +4614,7 @@
           <w:noProof/>
           <w14:ligatures w14:val="standardContextual"/>
         </w:rPr>
-        <w:pict w14:anchorId="09B24707">
+        <w:pict w14:anchorId="08FEBEE8">
           <v:rect id="_x0000_i1037" alt="" style="width:468pt;height:.05pt;mso-width-percent:0;mso-height-percent:0;mso-width-percent:0;mso-height-percent:0" o:hralign="center" o:hrstd="t" o:hr="t" fillcolor="#a0a0a0" stroked="f"/>
         </w:pict>
       </w:r>
@@ -4081,7 +4630,6 @@
         <w:rPr>
           <w:color w:val="000000"/>
         </w:rPr>
-        <w:lastRenderedPageBreak/>
         <w:t>References (APA)</w:t>
       </w:r>
     </w:p>
@@ -4267,7 +4815,7 @@
           <w:noProof/>
           <w14:ligatures w14:val="standardContextual"/>
         </w:rPr>
-        <w:pict w14:anchorId="175B7EE2">
+        <w:pict w14:anchorId="08C3FE69">
           <v:rect id="_x0000_i1036" alt="" style="width:468pt;height:.05pt;mso-width-percent:0;mso-height-percent:0;mso-width-percent:0;mso-height-percent:0" o:hralign="center" o:hrstd="t" o:hr="t" fillcolor="#a0a0a0" stroked="f"/>
         </w:pict>
       </w:r>
@@ -4284,6 +4832,7 @@
           <w:rFonts w:ascii="Apple Color Emoji" w:hAnsi="Apple Color Emoji" w:cs="Apple Color Emoji"/>
           <w:color w:val="000000"/>
         </w:rPr>
+        <w:lastRenderedPageBreak/>
         <w:t>👉</w:t>
       </w:r>
       <w:r>
@@ -4395,7 +4944,7 @@
           <w:noProof/>
           <w14:ligatures w14:val="standardContextual"/>
         </w:rPr>
-        <w:pict w14:anchorId="21B71E1C">
+        <w:pict w14:anchorId="4736365B">
           <v:rect id="_x0000_i1035" alt="" style="width:468pt;height:.05pt;mso-width-percent:0;mso-height-percent:0;mso-width-percent:0;mso-height-percent:0" o:hralign="center" o:hrstd="t" o:hr="t" fillcolor="#a0a0a0" stroked="f"/>
         </w:pict>
       </w:r>
@@ -4554,7 +5103,6 @@
         <w:rPr>
           <w:color w:val="000000"/>
         </w:rPr>
-        <w:lastRenderedPageBreak/>
         <w:t>3.2 Research Objectives</w:t>
       </w:r>
     </w:p>
@@ -4661,6 +5209,7 @@
         <w:rPr>
           <w:color w:val="000000"/>
         </w:rPr>
+        <w:lastRenderedPageBreak/>
         <w:t>3.3 Experimental Design</w:t>
       </w:r>
     </w:p>
@@ -5013,7 +5562,6 @@
         <w:rPr>
           <w:color w:val="000000"/>
         </w:rPr>
-        <w:lastRenderedPageBreak/>
         <w:t>Interpret KPI formulas using the traditional bluebook.</w:t>
       </w:r>
     </w:p>
@@ -5116,6 +5664,7 @@
         <w:rPr>
           <w:color w:val="000000"/>
         </w:rPr>
+        <w:lastRenderedPageBreak/>
         <w:t>3.4 Case Study Results</w:t>
       </w:r>
     </w:p>
@@ -5622,7 +6171,6 @@
         <w:rPr>
           <w:color w:val="000000"/>
         </w:rPr>
-        <w:lastRenderedPageBreak/>
         <w:t>Ensuring AI models adapt to industry-specific terminology and avoid misinterpretation.</w:t>
       </w:r>
     </w:p>
@@ -5660,7 +6208,8 @@
           <w:noProof/>
           <w14:ligatures w14:val="standardContextual"/>
         </w:rPr>
-        <w:pict w14:anchorId="090ACD60">
+        <w:lastRenderedPageBreak/>
+        <w:pict w14:anchorId="5CE26822">
           <v:rect id="_x0000_i1034" alt="" style="width:468pt;height:.05pt;mso-width-percent:0;mso-height-percent:0;mso-width-percent:0;mso-height-percent:0" o:hralign="center" o:hrstd="t" o:hr="t" fillcolor="#a0a0a0" stroked="f"/>
         </w:pict>
       </w:r>
@@ -5799,7 +6348,7 @@
           <w:noProof/>
           <w14:ligatures w14:val="standardContextual"/>
         </w:rPr>
-        <w:pict w14:anchorId="7E758E00">
+        <w:pict w14:anchorId="178A30E2">
           <v:rect id="_x0000_i1033" alt="" style="width:468pt;height:.05pt;mso-width-percent:0;mso-height-percent:0;mso-width-percent:0;mso-height-percent:0" o:hralign="center" o:hrstd="t" o:hr="t" fillcolor="#a0a0a0" stroked="f"/>
         </w:pict>
       </w:r>
@@ -5889,7 +6438,7 @@
           <w:noProof/>
           <w14:ligatures w14:val="standardContextual"/>
         </w:rPr>
-        <w:pict w14:anchorId="1B650F26">
+        <w:pict w14:anchorId="08CA5E88">
           <v:rect id="_x0000_i1032" alt="" style="width:468pt;height:.05pt;mso-width-percent:0;mso-height-percent:0;mso-width-percent:0;mso-height-percent:0" o:hralign="center" o:hrstd="t" o:hr="t" fillcolor="#a0a0a0" stroked="f"/>
         </w:pict>
       </w:r>
@@ -5980,14 +6529,7 @@
         <w:rPr>
           <w:color w:val="000000"/>
         </w:rPr>
-        <w:t xml:space="preserve">and manual code searches. These methods are prone to delays, inconsistencies, and errors (Behery &amp; Jabeen, 2019). In contrast, the literate </w:t>
-      </w:r>
-      <w:r>
-        <w:rPr>
-          <w:color w:val="000000"/>
-        </w:rPr>
-        <w:lastRenderedPageBreak/>
-        <w:t>programming approach dynamically links KPI documentation with underlying code, improving transparency and reducing developer overhead.</w:t>
+        <w:t>and manual code searches. These methods are prone to delays, inconsistencies, and errors (Behery &amp; Jabeen, 2019). In contrast, the literate programming approach dynamically links KPI documentation with underlying code, improving transparency and reducing developer overhead.</w:t>
       </w:r>
     </w:p>
     <w:p>
@@ -6113,6 +6655,7 @@
           <w:rFonts w:eastAsiaTheme="majorEastAsia"/>
           <w:color w:val="000000"/>
         </w:rPr>
+        <w:lastRenderedPageBreak/>
         <w:t>Organizational Impact</w:t>
       </w:r>
       <w:r>
@@ -6573,7 +7116,6 @@
         <w:rPr>
           <w:color w:val="000000"/>
         </w:rPr>
-        <w:lastRenderedPageBreak/>
         <w:t>4.3.4 Organizational Benefits</w:t>
       </w:r>
     </w:p>
@@ -6716,6 +7258,7 @@
         <w:rPr>
           <w:color w:val="000000"/>
         </w:rPr>
+        <w:lastRenderedPageBreak/>
         <w:t>4.4 Comparative Discussion</w:t>
       </w:r>
     </w:p>
@@ -7325,7 +7868,7 @@
           <w:noProof/>
           <w14:ligatures w14:val="standardContextual"/>
         </w:rPr>
-        <w:pict w14:anchorId="0F02F68E">
+        <w:pict w14:anchorId="5E7308BA">
           <v:rect id="_x0000_i1031" alt="" style="width:468pt;height:.05pt;mso-width-percent:0;mso-height-percent:0;mso-width-percent:0;mso-height-percent:0" o:hralign="center" o:hrstd="t" o:hr="t" fillcolor="#a0a0a0" stroked="f"/>
         </w:pict>
       </w:r>
@@ -7341,7 +7884,6 @@
         <w:rPr>
           <w:color w:val="000000"/>
         </w:rPr>
-        <w:lastRenderedPageBreak/>
         <w:t>References (APA)</w:t>
       </w:r>
     </w:p>
@@ -7474,6 +8016,7 @@
         <w:rPr>
           <w:color w:val="000000"/>
         </w:rPr>
+        <w:lastRenderedPageBreak/>
         <w:t>Glass, R. L. (2019). Revisiting documentation and code alignment in software engineering.</w:t>
       </w:r>
       <w:r>
@@ -7579,7 +8122,7 @@
           <w:noProof/>
           <w14:ligatures w14:val="standardContextual"/>
         </w:rPr>
-        <w:pict w14:anchorId="7FB95F94">
+        <w:pict w14:anchorId="5FDE17DD">
           <v:rect id="_x0000_i1030" alt="" style="width:468pt;height:.05pt;mso-width-percent:0;mso-height-percent:0;mso-width-percent:0;mso-height-percent:0" o:hralign="center" o:hrstd="t" o:hr="t" fillcolor="#a0a0a0" stroked="f"/>
         </w:pict>
       </w:r>
@@ -7782,7 +8325,7 @@
           <w:noProof/>
           <w14:ligatures w14:val="standardContextual"/>
         </w:rPr>
-        <w:pict w14:anchorId="4AA6465C">
+        <w:pict w14:anchorId="1EE6772D">
           <v:rect id="_x0000_i1029" alt="" style="width:468pt;height:.05pt;mso-width-percent:0;mso-height-percent:0;mso-width-percent:0;mso-height-percent:0" o:hralign="center" o:hrstd="t" o:hr="t" fillcolor="#a0a0a0" stroked="f"/>
         </w:pict>
       </w:r>
@@ -7895,7 +8438,6 @@
         <w:rPr>
           <w:color w:val="000000"/>
         </w:rPr>
-        <w:lastRenderedPageBreak/>
         <w:t>5.2 Summary of Research Objectives and Contributions</w:t>
       </w:r>
     </w:p>
@@ -7950,6 +8492,7 @@
         <w:rPr>
           <w:color w:val="000000"/>
         </w:rPr>
+        <w:lastRenderedPageBreak/>
         <w:t>Objective 2: Apply the methodology in the oil and gas industry.</w:t>
       </w:r>
     </w:p>
@@ -8310,7 +8853,6 @@
         <w:rPr>
           <w:color w:val="000000"/>
         </w:rPr>
-        <w:lastRenderedPageBreak/>
         <w:t>5.5 Future Work</w:t>
       </w:r>
     </w:p>
@@ -8371,6 +8913,7 @@
           <w:rFonts w:eastAsiaTheme="majorEastAsia"/>
           <w:color w:val="000000"/>
         </w:rPr>
+        <w:lastRenderedPageBreak/>
         <w:t>Legacy system integration</w:t>
       </w:r>
       <w:r>
@@ -8562,7 +9105,7 @@
           <w:noProof/>
           <w14:ligatures w14:val="standardContextual"/>
         </w:rPr>
-        <w:pict w14:anchorId="67E62723">
+        <w:pict w14:anchorId="0DB8C2F3">
           <v:rect id="_x0000_i1028" alt="" style="width:468pt;height:.05pt;mso-width-percent:0;mso-height-percent:0;mso-width-percent:0;mso-height-percent:0" o:hralign="center" o:hrstd="t" o:hr="t" fillcolor="#a0a0a0" stroked="f"/>
         </w:pict>
       </w:r>
@@ -8746,7 +9289,7 @@
           <w:noProof/>
           <w14:ligatures w14:val="standardContextual"/>
         </w:rPr>
-        <w:pict w14:anchorId="03786341">
+        <w:pict w14:anchorId="2B14A82D">
           <v:rect id="_x0000_i1027" alt="" style="width:468pt;height:.05pt;mso-width-percent:0;mso-height-percent:0;mso-width-percent:0;mso-height-percent:0" o:hralign="center" o:hrstd="t" o:hr="t" fillcolor="#a0a0a0" stroked="f"/>
         </w:pict>
       </w:r>
@@ -8814,7 +9357,6 @@
         <w:rPr>
           <w:color w:val="000000"/>
         </w:rPr>
-        <w:lastRenderedPageBreak/>
         <w:t>Great — here’s a polished</w:t>
       </w:r>
       <w:r>
@@ -8854,7 +9396,7 @@
           <w:noProof/>
           <w14:ligatures w14:val="standardContextual"/>
         </w:rPr>
-        <w:pict w14:anchorId="70A4DA89">
+        <w:pict w14:anchorId="42C971CF">
           <v:rect id="_x0000_i1026" alt="" style="width:468pt;height:.05pt;mso-width-percent:0;mso-height-percent:0;mso-width-percent:0;mso-height-percent:0" o:hralign="center" o:hrstd="t" o:hr="t" fillcolor="#a0a0a0" stroked="f"/>
         </w:pict>
       </w:r>
@@ -8873,6 +9415,7 @@
           <w:bCs w:val="0"/>
           <w:color w:val="000000"/>
         </w:rPr>
+        <w:lastRenderedPageBreak/>
         <w:t>Abstract</w:t>
       </w:r>
     </w:p>
@@ -9072,8 +9615,7 @@
           <w:noProof/>
           <w14:ligatures w14:val="standardContextual"/>
         </w:rPr>
-        <w:lastRenderedPageBreak/>
-        <w:pict w14:anchorId="7F60B699">
+        <w:pict w14:anchorId="672BBC9F">
           <v:rect id="_x0000_i1025" alt="" style="width:468pt;height:.05pt;mso-width-percent:0;mso-height-percent:0;mso-width-percent:0;mso-height-percent:0" o:hralign="center" o:hrstd="t" o:hr="t" fillcolor="#a0a0a0" stroked="f"/>
         </w:pict>
       </w:r>
@@ -9133,6 +9675,7 @@
           <w:rFonts w:ascii="Apple Color Emoji" w:hAnsi="Apple Color Emoji" w:cs="Apple Color Emoji"/>
           <w:color w:val="000000"/>
         </w:rPr>
+        <w:lastRenderedPageBreak/>
         <w:t>👉</w:t>
       </w:r>
       <w:r>
@@ -9169,7 +9712,19 @@
         <w:rPr>
           <w:color w:val="000000"/>
         </w:rPr>
-        <w:t>(chapters + flow of research objectives &amp; contributions) that you can use in your defense slides?</w:t>
+        <w:t xml:space="preserve">(chapters + flow of research objectives &amp; contributions) that you can use in </w:t>
+      </w:r>
+      <w:r>
+        <w:rPr>
+          <w:color w:val="000000"/>
+        </w:rPr>
+        <w:t>my</w:t>
+      </w:r>
+      <w:r>
+        <w:rPr>
+          <w:color w:val="000000"/>
+        </w:rPr>
+        <w:t xml:space="preserve"> defense slides?</w:t>
       </w:r>
     </w:p>
     <w:p>
